--- a/stage_3/hb_stage_3.docx
+++ b/stage_3/hb_stage_3.docx
@@ -208,7 +208,7 @@
                 <w:szCs w:val="24"/>
                 <w:rtl w:val="0"/>
               </w:rPr>
-              <w:t xml:space="preserve">1</w:t>
+              <w:t xml:space="preserve">1.1</w:t>
             </w:r>
           </w:p>
         </w:tc>
@@ -1519,12 +1519,12 @@
           <wp:inline distB="114300" distT="114300" distL="114300" distR="114300">
             <wp:extent cx="5731200" cy="3225800"/>
             <wp:effectExtent b="0" l="0" r="0" t="0"/>
-            <wp:docPr id="2" name="image4.png"/>
+            <wp:docPr id="2" name="image8.png"/>
             <a:graphic>
               <a:graphicData uri="http://schemas.openxmlformats.org/drawingml/2006/picture">
                 <pic:pic>
                   <pic:nvPicPr>
-                    <pic:cNvPr id="0" name="image4.png"/>
+                    <pic:cNvPr id="0" name="image8.png"/>
                     <pic:cNvPicPr preferRelativeResize="0"/>
                   </pic:nvPicPr>
                   <pic:blipFill>
@@ -1611,12 +1611,12 @@
           <wp:inline distB="114300" distT="114300" distL="114300" distR="114300">
             <wp:extent cx="5731200" cy="3225800"/>
             <wp:effectExtent b="0" l="0" r="0" t="0"/>
-            <wp:docPr id="1" name="image9.png"/>
+            <wp:docPr id="1" name="image11.png"/>
             <a:graphic>
               <a:graphicData uri="http://schemas.openxmlformats.org/drawingml/2006/picture">
                 <pic:pic>
                   <pic:nvPicPr>
-                    <pic:cNvPr id="0" name="image9.png"/>
+                    <pic:cNvPr id="0" name="image11.png"/>
                     <pic:cNvPicPr preferRelativeResize="0"/>
                   </pic:nvPicPr>
                   <pic:blipFill>
@@ -1876,12 +1876,12 @@
           <wp:inline distB="114300" distT="114300" distL="114300" distR="114300">
             <wp:extent cx="5731200" cy="3225800"/>
             <wp:effectExtent b="0" l="0" r="0" t="0"/>
-            <wp:docPr id="5" name="image8.png"/>
+            <wp:docPr id="5" name="image6.png"/>
             <a:graphic>
               <a:graphicData uri="http://schemas.openxmlformats.org/drawingml/2006/picture">
                 <pic:pic>
                   <pic:nvPicPr>
-                    <pic:cNvPr id="0" name="image8.png"/>
+                    <pic:cNvPr id="0" name="image6.png"/>
                     <pic:cNvPicPr preferRelativeResize="0"/>
                   </pic:nvPicPr>
                   <pic:blipFill>
@@ -2086,12 +2086,12 @@
           <wp:inline distB="114300" distT="114300" distL="114300" distR="114300">
             <wp:extent cx="5731200" cy="3225800"/>
             <wp:effectExtent b="0" l="0" r="0" t="0"/>
-            <wp:docPr id="10" name="image11.png"/>
+            <wp:docPr id="10" name="image9.png"/>
             <a:graphic>
               <a:graphicData uri="http://schemas.openxmlformats.org/drawingml/2006/picture">
                 <pic:pic>
                   <pic:nvPicPr>
-                    <pic:cNvPr id="0" name="image11.png"/>
+                    <pic:cNvPr id="0" name="image9.png"/>
                     <pic:cNvPicPr preferRelativeResize="0"/>
                   </pic:nvPicPr>
                   <pic:blipFill>
@@ -2175,12 +2175,12 @@
           <wp:inline distB="114300" distT="114300" distL="114300" distR="114300">
             <wp:extent cx="5731200" cy="1879600"/>
             <wp:effectExtent b="0" l="0" r="0" t="0"/>
-            <wp:docPr id="11" name="image2.png"/>
+            <wp:docPr id="11" name="image5.png"/>
             <a:graphic>
               <a:graphicData uri="http://schemas.openxmlformats.org/drawingml/2006/picture">
                 <pic:pic>
                   <pic:nvPicPr>
-                    <pic:cNvPr id="0" name="image2.png"/>
+                    <pic:cNvPr id="0" name="image5.png"/>
                     <pic:cNvPicPr preferRelativeResize="0"/>
                   </pic:nvPicPr>
                   <pic:blipFill>
@@ -2277,12 +2277,12 @@
           <wp:inline distB="114300" distT="114300" distL="114300" distR="114300">
             <wp:extent cx="1538288" cy="8508653"/>
             <wp:effectExtent b="0" l="0" r="0" t="0"/>
-            <wp:docPr id="3" name="image3.png"/>
+            <wp:docPr id="3" name="image2.png"/>
             <a:graphic>
               <a:graphicData uri="http://schemas.openxmlformats.org/drawingml/2006/picture">
                 <pic:pic>
                   <pic:nvPicPr>
-                    <pic:cNvPr id="0" name="image3.png"/>
+                    <pic:cNvPr id="0" name="image2.png"/>
                     <pic:cNvPicPr preferRelativeResize="0"/>
                   </pic:nvPicPr>
                   <pic:blipFill>
@@ -2378,12 +2378,12 @@
           <wp:inline distB="114300" distT="114300" distL="114300" distR="114300">
             <wp:extent cx="5731200" cy="2476500"/>
             <wp:effectExtent b="0" l="0" r="0" t="0"/>
-            <wp:docPr id="4" name="image5.png"/>
+            <wp:docPr id="4" name="image4.png"/>
             <a:graphic>
               <a:graphicData uri="http://schemas.openxmlformats.org/drawingml/2006/picture">
                 <pic:pic>
                   <pic:nvPicPr>
-                    <pic:cNvPr id="0" name="image5.png"/>
+                    <pic:cNvPr id="0" name="image4.png"/>
                     <pic:cNvPicPr preferRelativeResize="0"/>
                   </pic:nvPicPr>
                   <pic:blipFill>
@@ -2473,12 +2473,12 @@
           <wp:inline distB="114300" distT="114300" distL="114300" distR="114300">
             <wp:extent cx="5731200" cy="2743200"/>
             <wp:effectExtent b="0" l="0" r="0" t="0"/>
-            <wp:docPr id="9" name="image6.png"/>
+            <wp:docPr id="9" name="image3.png"/>
             <a:graphic>
               <a:graphicData uri="http://schemas.openxmlformats.org/drawingml/2006/picture">
                 <pic:pic>
                   <pic:nvPicPr>
-                    <pic:cNvPr id="0" name="image6.png"/>
+                    <pic:cNvPr id="0" name="image3.png"/>
                     <pic:cNvPicPr preferRelativeResize="0"/>
                   </pic:nvPicPr>
                   <pic:blipFill>
@@ -2701,7 +2701,135 @@
           <w:szCs w:val="24"/>
           <w:rtl w:val="0"/>
         </w:rPr>
-        <w:t xml:space="preserve">All API endpoints will follow the naming convention of “api/version_number”. For example: “api/v1” defines the route for the version 1 of the api. This approach allows us to progressively modify our core application without completely changing how different elements of the applications interact with each other (for example, how our frontend makes API calls).</w:t>
+        <w:t xml:space="preserve">The Internal logic of the application works in a simple manner: Users create businesses, locations and reservations. Only owners of those resources can modify or delete businesses and locations, but owners can also create other user accounts to help manage reservations. This way these helpers accounts can be used by employees without giving full control over other data.</w:t>
+      </w:r>
+    </w:p>
+    <w:p>
+      <w:pPr>
+        <w:spacing w:line="240" w:lineRule="auto"/>
+        <w:jc w:val="both"/>
+        <w:rPr>
+          <w:rFonts w:ascii="Times New Roman" w:cs="Times New Roman" w:eastAsia="Times New Roman" w:hAnsi="Times New Roman"/>
+          <w:sz w:val="24"/>
+          <w:szCs w:val="24"/>
+        </w:rPr>
+      </w:pPr>
+      <w:r>
+        <w:rPr>
+          <w:rtl w:val="0"/>
+        </w:rPr>
+      </w:r>
+    </w:p>
+    <w:p>
+      <w:pPr>
+        <w:spacing w:line="240" w:lineRule="auto"/>
+        <w:jc w:val="both"/>
+        <w:rPr>
+          <w:rFonts w:ascii="Times New Roman" w:cs="Times New Roman" w:eastAsia="Times New Roman" w:hAnsi="Times New Roman"/>
+          <w:sz w:val="24"/>
+          <w:szCs w:val="24"/>
+        </w:rPr>
+      </w:pPr>
+      <w:r>
+        <w:rPr>
+          <w:rFonts w:ascii="Times New Roman" w:cs="Times New Roman" w:eastAsia="Times New Roman" w:hAnsi="Times New Roman"/>
+          <w:sz w:val="24"/>
+          <w:szCs w:val="24"/>
+          <w:rtl w:val="0"/>
+        </w:rPr>
+        <w:t xml:space="preserve">API resources must be only accessible to the owners of said data. For example, a user can only fetch the businesses and locations owned by that user. </w:t>
+      </w:r>
+    </w:p>
+    <w:p>
+      <w:pPr>
+        <w:spacing w:line="240" w:lineRule="auto"/>
+        <w:jc w:val="both"/>
+        <w:rPr>
+          <w:rFonts w:ascii="Times New Roman" w:cs="Times New Roman" w:eastAsia="Times New Roman" w:hAnsi="Times New Roman"/>
+          <w:sz w:val="24"/>
+          <w:szCs w:val="24"/>
+        </w:rPr>
+      </w:pPr>
+      <w:r>
+        <w:rPr>
+          <w:rtl w:val="0"/>
+        </w:rPr>
+      </w:r>
+    </w:p>
+    <w:p>
+      <w:pPr>
+        <w:spacing w:line="240" w:lineRule="auto"/>
+        <w:jc w:val="both"/>
+        <w:rPr>
+          <w:rFonts w:ascii="Times New Roman" w:cs="Times New Roman" w:eastAsia="Times New Roman" w:hAnsi="Times New Roman"/>
+          <w:sz w:val="24"/>
+          <w:szCs w:val="24"/>
+        </w:rPr>
+      </w:pPr>
+      <w:r>
+        <w:rPr>
+          <w:rFonts w:ascii="Times New Roman" w:cs="Times New Roman" w:eastAsia="Times New Roman" w:hAnsi="Times New Roman"/>
+          <w:sz w:val="24"/>
+          <w:szCs w:val="24"/>
+          <w:rtl w:val="0"/>
+        </w:rPr>
+        <w:t xml:space="preserve">All API endpoints will follow the naming convention of </w:t>
+      </w:r>
+      <w:r>
+        <w:rPr>
+          <w:rFonts w:ascii="Times New Roman" w:cs="Times New Roman" w:eastAsia="Times New Roman" w:hAnsi="Times New Roman"/>
+          <w:i w:val="1"/>
+          <w:iCs w:val="1"/>
+          <w:sz w:val="24"/>
+          <w:szCs w:val="24"/>
+          <w:rtl w:val="0"/>
+        </w:rPr>
+        <w:t xml:space="preserve">“api/version_number”</w:t>
+      </w:r>
+      <w:r>
+        <w:rPr>
+          <w:rFonts w:ascii="Times New Roman" w:cs="Times New Roman" w:eastAsia="Times New Roman" w:hAnsi="Times New Roman"/>
+          <w:sz w:val="24"/>
+          <w:szCs w:val="24"/>
+          <w:rtl w:val="0"/>
+        </w:rPr>
+        <w:t xml:space="preserve">. For example: “api/v1” defines the route for the version 1 of the api. This approach allows us to progressively modify our core application without completely changing how different elements of the applications interact with each other (for example, how our frontend makes API calls).</w:t>
+      </w:r>
+    </w:p>
+    <w:p>
+      <w:pPr>
+        <w:spacing w:line="240" w:lineRule="auto"/>
+        <w:jc w:val="both"/>
+        <w:rPr>
+          <w:rFonts w:ascii="Times New Roman" w:cs="Times New Roman" w:eastAsia="Times New Roman" w:hAnsi="Times New Roman"/>
+          <w:sz w:val="24"/>
+          <w:szCs w:val="24"/>
+        </w:rPr>
+      </w:pPr>
+      <w:r>
+        <w:rPr>
+          <w:rtl w:val="0"/>
+        </w:rPr>
+      </w:r>
+    </w:p>
+    <w:p>
+      <w:pPr>
+        <w:spacing w:line="240" w:lineRule="auto"/>
+        <w:jc w:val="both"/>
+        <w:rPr>
+          <w:rFonts w:ascii="Times New Roman" w:cs="Times New Roman" w:eastAsia="Times New Roman" w:hAnsi="Times New Roman"/>
+          <w:sz w:val="24"/>
+          <w:szCs w:val="24"/>
+        </w:rPr>
+      </w:pPr>
+      <w:r>
+        <w:rPr>
+          <w:rFonts w:ascii="Times New Roman" w:cs="Times New Roman" w:eastAsia="Times New Roman" w:hAnsi="Times New Roman"/>
+          <w:sz w:val="24"/>
+          <w:szCs w:val="24"/>
+          <w:rtl w:val="0"/>
+        </w:rPr>
+        <w:t xml:space="preserve">Every endpoint must be protected by requiring a JWT Token. The only exception being the login and register routes used for authentication and for the users to retrieve their tokens.</w:t>
       </w:r>
     </w:p>
     <w:p>
@@ -2779,7 +2907,7 @@
           <w:szCs w:val="24"/>
           <w:rtl w:val="0"/>
         </w:rPr>
-        <w:t xml:space="preserve">Version Control: Github</w:t>
+        <w:t xml:space="preserve">Version Control: Git and Github.</w:t>
       </w:r>
     </w:p>
     <w:p>
@@ -3080,6 +3208,275 @@
           <w:szCs w:val="24"/>
         </w:rPr>
       </w:pPr>
+      <w:r>
+        <w:rPr>
+          <w:rtl w:val="0"/>
+        </w:rPr>
+      </w:r>
+    </w:p>
+    <w:p>
+      <w:pPr>
+        <w:spacing w:line="240" w:lineRule="auto"/>
+        <w:jc w:val="both"/>
+        <w:rPr>
+          <w:rFonts w:ascii="Times New Roman" w:cs="Times New Roman" w:eastAsia="Times New Roman" w:hAnsi="Times New Roman"/>
+          <w:b w:val="1"/>
+          <w:bCs w:val="1"/>
+          <w:sz w:val="28"/>
+          <w:szCs w:val="28"/>
+        </w:rPr>
+      </w:pPr>
+      <w:r>
+        <w:rPr>
+          <w:rFonts w:ascii="Times New Roman" w:cs="Times New Roman" w:eastAsia="Times New Roman" w:hAnsi="Times New Roman"/>
+          <w:b w:val="1"/>
+          <w:bCs w:val="1"/>
+          <w:sz w:val="28"/>
+          <w:szCs w:val="28"/>
+          <w:rtl w:val="0"/>
+        </w:rPr>
+        <w:t xml:space="preserve">Technical Justification:</w:t>
+      </w:r>
+    </w:p>
+    <w:p>
+      <w:pPr>
+        <w:spacing w:line="240" w:lineRule="auto"/>
+        <w:jc w:val="both"/>
+        <w:rPr>
+          <w:rFonts w:ascii="Times New Roman" w:cs="Times New Roman" w:eastAsia="Times New Roman" w:hAnsi="Times New Roman"/>
+          <w:sz w:val="24"/>
+          <w:szCs w:val="24"/>
+        </w:rPr>
+      </w:pPr>
+      <w:r>
+        <w:rPr>
+          <w:rtl w:val="0"/>
+        </w:rPr>
+      </w:r>
+    </w:p>
+    <w:p>
+      <w:pPr>
+        <w:spacing w:line="240" w:lineRule="auto"/>
+        <w:jc w:val="both"/>
+        <w:rPr>
+          <w:rFonts w:ascii="Times New Roman" w:cs="Times New Roman" w:eastAsia="Times New Roman" w:hAnsi="Times New Roman"/>
+          <w:sz w:val="24"/>
+          <w:szCs w:val="24"/>
+        </w:rPr>
+      </w:pPr>
+      <w:r>
+        <w:rPr>
+          <w:rFonts w:ascii="Times New Roman" w:cs="Times New Roman" w:eastAsia="Times New Roman" w:hAnsi="Times New Roman"/>
+          <w:sz w:val="24"/>
+          <w:szCs w:val="24"/>
+          <w:rtl w:val="0"/>
+        </w:rPr>
+        <w:t xml:space="preserve">We will use many different technologies for the development and deployment of our MVP, so it is important to choose the correct ones to speed up coding and avoid technical debt in the future.</w:t>
+      </w:r>
+    </w:p>
+    <w:p>
+      <w:pPr>
+        <w:spacing w:line="240" w:lineRule="auto"/>
+        <w:jc w:val="both"/>
+        <w:rPr>
+          <w:rFonts w:ascii="Times New Roman" w:cs="Times New Roman" w:eastAsia="Times New Roman" w:hAnsi="Times New Roman"/>
+          <w:sz w:val="24"/>
+          <w:szCs w:val="24"/>
+        </w:rPr>
+      </w:pPr>
+      <w:r>
+        <w:rPr>
+          <w:rtl w:val="0"/>
+        </w:rPr>
+      </w:r>
+    </w:p>
+    <w:p>
+      <w:pPr>
+        <w:spacing w:line="240" w:lineRule="auto"/>
+        <w:jc w:val="both"/>
+        <w:rPr>
+          <w:rFonts w:ascii="Times New Roman" w:cs="Times New Roman" w:eastAsia="Times New Roman" w:hAnsi="Times New Roman"/>
+          <w:sz w:val="24"/>
+          <w:szCs w:val="24"/>
+        </w:rPr>
+      </w:pPr>
+      <w:r>
+        <w:rPr>
+          <w:rFonts w:ascii="Times New Roman" w:cs="Times New Roman" w:eastAsia="Times New Roman" w:hAnsi="Times New Roman"/>
+          <w:sz w:val="24"/>
+          <w:szCs w:val="24"/>
+          <w:rtl w:val="0"/>
+        </w:rPr>
+        <w:t xml:space="preserve">We need 3 main technologies to consider: Backend, Frontend and Hosting.</w:t>
+      </w:r>
+    </w:p>
+    <w:p>
+      <w:pPr>
+        <w:spacing w:line="240" w:lineRule="auto"/>
+        <w:jc w:val="both"/>
+        <w:rPr>
+          <w:rFonts w:ascii="Times New Roman" w:cs="Times New Roman" w:eastAsia="Times New Roman" w:hAnsi="Times New Roman"/>
+          <w:sz w:val="24"/>
+          <w:szCs w:val="24"/>
+        </w:rPr>
+      </w:pPr>
+      <w:r>
+        <w:rPr>
+          <w:rtl w:val="0"/>
+        </w:rPr>
+      </w:r>
+    </w:p>
+    <w:p>
+      <w:pPr>
+        <w:spacing w:line="240" w:lineRule="auto"/>
+        <w:jc w:val="both"/>
+        <w:rPr>
+          <w:rFonts w:ascii="Times New Roman" w:cs="Times New Roman" w:eastAsia="Times New Roman" w:hAnsi="Times New Roman"/>
+          <w:sz w:val="24"/>
+          <w:szCs w:val="24"/>
+        </w:rPr>
+      </w:pPr>
+      <w:r>
+        <w:rPr>
+          <w:rFonts w:ascii="Times New Roman" w:cs="Times New Roman" w:eastAsia="Times New Roman" w:hAnsi="Times New Roman"/>
+          <w:sz w:val="24"/>
+          <w:szCs w:val="24"/>
+          <w:rtl w:val="0"/>
+        </w:rPr>
+        <w:t xml:space="preserve">Backend:  Python and Flask.</w:t>
+      </w:r>
+    </w:p>
+    <w:p>
+      <w:pPr>
+        <w:spacing w:line="240" w:lineRule="auto"/>
+        <w:jc w:val="both"/>
+        <w:rPr>
+          <w:rFonts w:ascii="Times New Roman" w:cs="Times New Roman" w:eastAsia="Times New Roman" w:hAnsi="Times New Roman"/>
+          <w:sz w:val="24"/>
+          <w:szCs w:val="24"/>
+        </w:rPr>
+      </w:pPr>
+      <w:r>
+        <w:rPr>
+          <w:rFonts w:ascii="Times New Roman" w:cs="Times New Roman" w:eastAsia="Times New Roman" w:hAnsi="Times New Roman"/>
+          <w:sz w:val="24"/>
+          <w:szCs w:val="24"/>
+          <w:rtl w:val="0"/>
+        </w:rPr>
+        <w:t xml:space="preserve">We choose to use the Python and Flask framework due to its familiarity and flexibility.  Flask being a looser framework doesn’t impose any specific structure to our codebase and allows us to more freely design our application and make changes in the future. Paired with python’s big repository of libraries and packages we can rapidly expand our application if required in the future.</w:t>
+      </w:r>
+    </w:p>
+    <w:p>
+      <w:pPr>
+        <w:spacing w:line="240" w:lineRule="auto"/>
+        <w:jc w:val="both"/>
+        <w:rPr>
+          <w:rFonts w:ascii="Times New Roman" w:cs="Times New Roman" w:eastAsia="Times New Roman" w:hAnsi="Times New Roman"/>
+          <w:sz w:val="24"/>
+          <w:szCs w:val="24"/>
+        </w:rPr>
+      </w:pPr>
+      <w:r>
+        <w:rPr>
+          <w:rtl w:val="0"/>
+        </w:rPr>
+      </w:r>
+    </w:p>
+    <w:p>
+      <w:pPr>
+        <w:spacing w:line="240" w:lineRule="auto"/>
+        <w:jc w:val="both"/>
+        <w:rPr>
+          <w:rFonts w:ascii="Times New Roman" w:cs="Times New Roman" w:eastAsia="Times New Roman" w:hAnsi="Times New Roman"/>
+          <w:sz w:val="24"/>
+          <w:szCs w:val="24"/>
+        </w:rPr>
+      </w:pPr>
+      <w:r>
+        <w:rPr>
+          <w:rFonts w:ascii="Times New Roman" w:cs="Times New Roman" w:eastAsia="Times New Roman" w:hAnsi="Times New Roman"/>
+          <w:sz w:val="24"/>
+          <w:szCs w:val="24"/>
+          <w:rtl w:val="0"/>
+        </w:rPr>
+        <w:t xml:space="preserve">Frontend: Vite and React and Typescript.</w:t>
+      </w:r>
+    </w:p>
+    <w:p>
+      <w:pPr>
+        <w:spacing w:line="240" w:lineRule="auto"/>
+        <w:jc w:val="both"/>
+        <w:rPr>
+          <w:rFonts w:ascii="Times New Roman" w:cs="Times New Roman" w:eastAsia="Times New Roman" w:hAnsi="Times New Roman"/>
+          <w:sz w:val="24"/>
+          <w:szCs w:val="24"/>
+        </w:rPr>
+      </w:pPr>
+      <w:r>
+        <w:rPr>
+          <w:rFonts w:ascii="Times New Roman" w:cs="Times New Roman" w:eastAsia="Times New Roman" w:hAnsi="Times New Roman"/>
+          <w:sz w:val="24"/>
+          <w:szCs w:val="24"/>
+          <w:rtl w:val="0"/>
+        </w:rPr>
+        <w:t xml:space="preserve">React and the Vite framework allows us to quickly develop a frontend page for our application without relying on SSR options like Jinja pages. A client side rendered web client makes it easier to create a dynamic website that updates without reloading. React also has good integrations with other frontend technologies like TailwindCSS and component libraries.</w:t>
+      </w:r>
+    </w:p>
+    <w:p>
+      <w:pPr>
+        <w:spacing w:line="240" w:lineRule="auto"/>
+        <w:jc w:val="both"/>
+        <w:rPr>
+          <w:rFonts w:ascii="Times New Roman" w:cs="Times New Roman" w:eastAsia="Times New Roman" w:hAnsi="Times New Roman"/>
+          <w:sz w:val="24"/>
+          <w:szCs w:val="24"/>
+        </w:rPr>
+      </w:pPr>
+      <w:r>
+        <w:rPr>
+          <w:rtl w:val="0"/>
+        </w:rPr>
+      </w:r>
+    </w:p>
+    <w:p>
+      <w:pPr>
+        <w:spacing w:line="240" w:lineRule="auto"/>
+        <w:jc w:val="both"/>
+        <w:rPr>
+          <w:rFonts w:ascii="Times New Roman" w:cs="Times New Roman" w:eastAsia="Times New Roman" w:hAnsi="Times New Roman"/>
+          <w:sz w:val="24"/>
+          <w:szCs w:val="24"/>
+        </w:rPr>
+      </w:pPr>
+      <w:r>
+        <w:rPr>
+          <w:rFonts w:ascii="Times New Roman" w:cs="Times New Roman" w:eastAsia="Times New Roman" w:hAnsi="Times New Roman"/>
+          <w:sz w:val="24"/>
+          <w:szCs w:val="24"/>
+          <w:rtl w:val="0"/>
+        </w:rPr>
+        <w:t xml:space="preserve">Hosting: Render.</w:t>
+      </w:r>
+    </w:p>
+    <w:p>
+      <w:pPr>
+        <w:spacing w:line="240" w:lineRule="auto"/>
+        <w:jc w:val="both"/>
+        <w:rPr>
+          <w:rFonts w:ascii="Times New Roman" w:cs="Times New Roman" w:eastAsia="Times New Roman" w:hAnsi="Times New Roman"/>
+          <w:sz w:val="24"/>
+          <w:szCs w:val="24"/>
+        </w:rPr>
+      </w:pPr>
+      <w:r>
+        <w:rPr>
+          <w:rFonts w:ascii="Times New Roman" w:cs="Times New Roman" w:eastAsia="Times New Roman" w:hAnsi="Times New Roman"/>
+          <w:sz w:val="24"/>
+          <w:szCs w:val="24"/>
+          <w:rtl w:val="0"/>
+        </w:rPr>
+        <w:t xml:space="preserve">Render as a hosting platform provides accessible and easy to set up hosting both for web server and static pages. Render helps us to automatically update any changes committed to the master branch reducing manual troubleshooting at the time of realising major updates to our backend and client.</w:t>
+      </w:r>
       <w:r>
         <w:rPr>
           <w:rtl w:val="0"/>
